--- a/PHYS6350/info/course-info.docx
+++ b/PHYS6350/info/course-info.docx
@@ -1,6 +1,6 @@
 
 <file path=word/document.xml><?xml version="1.0" encoding="utf-8"?>
-<w:document xmlns:wpc="http://schemas.microsoft.com/office/word/2010/wordprocessingCanvas" xmlns:cx="http://schemas.microsoft.com/office/drawing/2014/chartex" xmlns:cx1="http://schemas.microsoft.com/office/drawing/2015/9/8/chartex" xmlns:cx2="http://schemas.microsoft.com/office/drawing/2015/10/21/chartex" xmlns:cx3="http://schemas.microsoft.com/office/drawing/2016/5/9/chartex" xmlns:cx4="http://schemas.microsoft.com/office/drawing/2016/5/10/chartex" xmlns:cx5="http://schemas.microsoft.com/office/drawing/2016/5/11/chartex" xmlns:cx6="http://schemas.microsoft.com/office/drawing/2016/5/12/chartex" xmlns:cx7="http://schemas.microsoft.com/office/drawing/2016/5/13/chartex" xmlns:cx8="http://schemas.microsoft.com/office/drawing/2016/5/14/chartex" xmlns:mc="http://schemas.openxmlformats.org/markup-compatibility/2006" xmlns:aink="http://schemas.microsoft.com/office/drawing/2016/ink" xmlns:am3d="http://schemas.microsoft.com/office/drawing/2017/model3d" xmlns:o="urn:schemas-microsoft-com:office:office" xmlns:oel="http://schemas.microsoft.com/office/2019/extlst" xmlns:r="http://schemas.openxmlformats.org/officeDocument/2006/relationships" xmlns:m="http://schemas.openxmlformats.org/officeDocument/2006/math" xmlns:v="urn:schemas-microsoft-com:vml" xmlns:wp14="http://schemas.microsoft.com/office/word/2010/wordprocessingDrawing" xmlns:wp="http://schemas.openxmlformats.org/drawingml/2006/wordprocessingDrawing" xmlns:w10="urn:schemas-microsoft-com:office:word" xmlns:w="http://schemas.openxmlformats.org/wordprocessingml/2006/main" xmlns:w14="http://schemas.microsoft.com/office/word/2010/wordml" xmlns:w15="http://schemas.microsoft.com/office/word/2012/wordml" xmlns:w16cex="http://schemas.microsoft.com/office/word/2018/wordml/cex" xmlns:w16cid="http://schemas.microsoft.com/office/word/2016/wordml/cid" xmlns:w16="http://schemas.microsoft.com/office/word/2018/wordml" xmlns:w16du="http://schemas.microsoft.com/office/word/2023/wordml/word16du" xmlns:w16sdtdh="http://schemas.microsoft.com/office/word/2020/wordml/sdtdatahash" xmlns:w16sdtfl="http://schemas.microsoft.com/office/word/2024/wordml/sdtformatlock" xmlns:w16se="http://schemas.microsoft.com/office/word/2015/wordml/symex" xmlns:wpg="http://schemas.microsoft.com/office/word/2010/wordprocessingGroup" xmlns:wpi="http://schemas.microsoft.com/office/word/2010/wordprocessingInk" xmlns:wne="http://schemas.microsoft.com/office/word/2006/wordml" xmlns:wps="http://schemas.microsoft.com/office/word/2010/wordprocessingShape" mc:Ignorable="w14 w15 w16se w16cid w16 w16cex w16sdtdh w16sdtfl w16du wp14">
+<w:document xmlns:wpc="http://schemas.microsoft.com/office/word/2010/wordprocessingCanvas" xmlns:cx="http://schemas.microsoft.com/office/drawing/2014/chartex" xmlns:cx1="http://schemas.microsoft.com/office/drawing/2015/9/8/chartex" xmlns:cx2="http://schemas.microsoft.com/office/drawing/2015/10/21/chartex" xmlns:cx3="http://schemas.microsoft.com/office/drawing/2016/5/9/chartex" xmlns:cx4="http://schemas.microsoft.com/office/drawing/2016/5/10/chartex" xmlns:cx5="http://schemas.microsoft.com/office/drawing/2016/5/11/chartex" xmlns:cx6="http://schemas.microsoft.com/office/drawing/2016/5/12/chartex" xmlns:cx7="http://schemas.microsoft.com/office/drawing/2016/5/13/chartex" xmlns:cx8="http://schemas.microsoft.com/office/drawing/2016/5/14/chartex" xmlns:mc="http://schemas.openxmlformats.org/markup-compatibility/2006" xmlns:m="http://schemas.openxmlformats.org/officeDocument/2006/math" xmlns:aink="http://schemas.microsoft.com/office/drawing/2016/ink" xmlns:am3d="http://schemas.microsoft.com/office/drawing/2017/model3d" xmlns:oel="http://schemas.microsoft.com/office/2019/extlst" xmlns:r="http://schemas.openxmlformats.org/officeDocument/2006/relationships" xmlns:wp14="http://schemas.microsoft.com/office/word/2010/wordprocessingDrawing" xmlns:wp="http://schemas.openxmlformats.org/drawingml/2006/wordprocessingDrawing" xmlns:wpg="http://schemas.microsoft.com/office/word/2010/wordprocessingGroup" xmlns:wpi="http://schemas.microsoft.com/office/word/2010/wordprocessingInk" xmlns:wps="http://schemas.microsoft.com/office/word/2010/wordprocessingShape" xmlns:o="urn:schemas-microsoft-com:office:office" xmlns:v="urn:schemas-microsoft-com:vml" xmlns:w10="urn:schemas-microsoft-com:office:word" xmlns:w="http://schemas.openxmlformats.org/wordprocessingml/2006/main" xmlns:w14="http://schemas.microsoft.com/office/word/2010/wordml" xmlns:w15="http://schemas.microsoft.com/office/word/2012/wordml" xmlns:w16cei="http://schemas.microsoft.com/office/word/2026/wordml/cei" xmlns:w16cex="http://schemas.microsoft.com/office/word/2018/wordml/cex" xmlns:w16cid="http://schemas.microsoft.com/office/word/2016/wordml/cid" xmlns:w16="http://schemas.microsoft.com/office/word/2018/wordml" xmlns:w16sdtdh="http://schemas.microsoft.com/office/word/2020/wordml/sdtdatahash" xmlns:w16sdtfl="http://schemas.microsoft.com/office/word/2024/wordml/sdtformatlock" xmlns:w16se="http://schemas.microsoft.com/office/word/2015/wordml/symex" xmlns:w16du="http://schemas.microsoft.com/office/word/2023/wordml/word16du" xmlns:wne="http://schemas.microsoft.com/office/word/2006/wordml" mc:Ignorable="w14 w15 w16se w16cid w16 w16cex w16sdtdh w16sdtfl w16du wp14">
   <w:body>
     <w:p>
       <w:pPr>
@@ -16,7 +16,14 @@
           <w:b/>
           <w:bCs/>
         </w:rPr>
-        <w:t>Course syllabus</w:t>
+        <w:t xml:space="preserve">Course </w:t>
+      </w:r>
+      <w:r>
+        <w:rPr>
+          <w:b/>
+          <w:bCs/>
+        </w:rPr>
+        <w:t>information</w:t>
       </w:r>
     </w:p>
     <w:p>
@@ -120,7 +127,7 @@
           <w:b/>
           <w:bCs/>
         </w:rPr>
-        <w:t>5</w:t>
+        <w:t>6</w:t>
       </w:r>
     </w:p>
     <w:p>
@@ -194,16 +201,40 @@
         <w:t xml:space="preserve">: </w:t>
       </w:r>
       <w:r>
-        <w:t>11:00am</w:t>
+        <w:t>1</w:t>
+      </w:r>
+      <w:r>
+        <w:t>2</w:t>
+      </w:r>
+      <w:r>
+        <w:t>:</w:t>
+      </w:r>
+      <w:r>
+        <w:t>3</w:t>
+      </w:r>
+      <w:r>
+        <w:t>0</w:t>
+      </w:r>
+      <w:r>
+        <w:t>p</w:t>
+      </w:r>
+      <w:r>
+        <w:t>m</w:t>
       </w:r>
       <w:r>
         <w:t>-</w:t>
       </w:r>
       <w:r>
-        <w:t>12</w:t>
-      </w:r>
-      <w:r>
-        <w:t>:30pm and by appointment</w:t>
+        <w:t>2</w:t>
+      </w:r>
+      <w:r>
+        <w:t>:</w:t>
+      </w:r>
+      <w:r>
+        <w:t>0</w:t>
+      </w:r>
+      <w:r>
+        <w:t>0pm and by appointment</w:t>
       </w:r>
       <w:r>
         <w:t xml:space="preserve"> (in-person or via zoom)</w:t>
@@ -237,22 +268,34 @@
         <w:t xml:space="preserve">: </w:t>
       </w:r>
       <w:r>
-        <w:t>9</w:t>
-      </w:r>
-      <w:r>
-        <w:t>:30</w:t>
-      </w:r>
-      <w:r>
-        <w:t>a</w:t>
-      </w:r>
-      <w:r>
-        <w:t>m – 1</w:t>
+        <w:t>2</w:t>
+      </w:r>
+      <w:r>
+        <w:t>:</w:t>
       </w:r>
       <w:r>
         <w:t>0</w:t>
       </w:r>
       <w:r>
-        <w:t>:45pm</w:t>
+        <w:t>0</w:t>
+      </w:r>
+      <w:r>
+        <w:t>p</w:t>
+      </w:r>
+      <w:r>
+        <w:t xml:space="preserve">m – </w:t>
+      </w:r>
+      <w:r>
+        <w:t>3</w:t>
+      </w:r>
+      <w:r>
+        <w:t>:</w:t>
+      </w:r>
+      <w:r>
+        <w:t>1</w:t>
+      </w:r>
+      <w:r>
+        <w:t>5pm</w:t>
       </w:r>
       <w:r>
         <w:t xml:space="preserve"> (</w:t>
@@ -261,19 +304,22 @@
         <w:t>B</w:t>
       </w:r>
       <w:r>
-        <w:t>MAIN</w:t>
+        <w:t>M</w:t>
+      </w:r>
+      <w:r>
+        <w:t>SLC</w:t>
       </w:r>
       <w:r>
         <w:t xml:space="preserve"> </w:t>
       </w:r>
       <w:r>
-        <w:t>1</w:t>
+        <w:t>2</w:t>
       </w:r>
       <w:r>
         <w:t>.</w:t>
       </w:r>
       <w:r>
-        <w:t>508</w:t>
+        <w:t>125</w:t>
       </w:r>
       <w:r>
         <w:t>)</w:t>
@@ -757,7 +803,7 @@
 </file>
 
 <file path=word/styles.xml><?xml version="1.0" encoding="utf-8"?>
-<w:styles xmlns:mc="http://schemas.openxmlformats.org/markup-compatibility/2006" xmlns:r="http://schemas.openxmlformats.org/officeDocument/2006/relationships" xmlns:w="http://schemas.openxmlformats.org/wordprocessingml/2006/main" xmlns:w14="http://schemas.microsoft.com/office/word/2010/wordml" xmlns:w15="http://schemas.microsoft.com/office/word/2012/wordml" xmlns:w16cex="http://schemas.microsoft.com/office/word/2018/wordml/cex" xmlns:w16cid="http://schemas.microsoft.com/office/word/2016/wordml/cid" xmlns:w16="http://schemas.microsoft.com/office/word/2018/wordml" xmlns:w16du="http://schemas.microsoft.com/office/word/2023/wordml/word16du" xmlns:w16sdtdh="http://schemas.microsoft.com/office/word/2020/wordml/sdtdatahash" xmlns:w16sdtfl="http://schemas.microsoft.com/office/word/2024/wordml/sdtformatlock" xmlns:w16se="http://schemas.microsoft.com/office/word/2015/wordml/symex" mc:Ignorable="w14 w15 w16se w16cid w16 w16cex w16sdtdh w16sdtfl w16du">
+<w:styles xmlns:mc="http://schemas.openxmlformats.org/markup-compatibility/2006" xmlns:r="http://schemas.openxmlformats.org/officeDocument/2006/relationships" xmlns:w="http://schemas.openxmlformats.org/wordprocessingml/2006/main" xmlns:w14="http://schemas.microsoft.com/office/word/2010/wordml" xmlns:w15="http://schemas.microsoft.com/office/word/2012/wordml" xmlns:w16cex="http://schemas.microsoft.com/office/word/2018/wordml/cex" xmlns:w16cid="http://schemas.microsoft.com/office/word/2016/wordml/cid" xmlns:w16="http://schemas.microsoft.com/office/word/2018/wordml" xmlns:w16sdtdh="http://schemas.microsoft.com/office/word/2020/wordml/sdtdatahash" xmlns:w16sdtfl="http://schemas.microsoft.com/office/word/2024/wordml/sdtformatlock" xmlns:w16se="http://schemas.microsoft.com/office/word/2015/wordml/symex" xmlns:w16du="http://schemas.microsoft.com/office/word/2023/wordml/word16du" mc:Ignorable="w14 w15 w16se w16cid w16 w16cex w16sdtdh w16sdtfl w16du">
   <w:docDefaults>
     <w:rPrDefault>
       <w:rPr>
@@ -928,7 +974,7 @@
     <w:lsdException w:name="Table Web 2" w:semiHidden="1" w:unhideWhenUsed="1"/>
     <w:lsdException w:name="Table Web 3" w:semiHidden="1" w:unhideWhenUsed="1"/>
     <w:lsdException w:name="Balloon Text" w:semiHidden="1" w:unhideWhenUsed="1"/>
-    <w:lsdException w:name="Table Grid" w:uiPriority="39"/>
+    <w:lsdException w:name="Table Grid" w:uiPriority="59"/>
     <w:lsdException w:name="Table Theme" w:semiHidden="1" w:unhideWhenUsed="1"/>
     <w:lsdException w:name="Placeholder Text" w:semiHidden="1"/>
     <w:lsdException w:name="No Spacing" w:uiPriority="1" w:qFormat="1"/>
@@ -1232,6 +1278,25 @@
       <w:szCs w:val="24"/>
     </w:rPr>
   </w:style>
+  <w:style w:type="table" w:styleId="TableGrid">
+    <w:name w:val="Table Grid"/>
+    <w:basedOn w:val="TableNormal"/>
+    <w:uiPriority w:val="59"/>
+    <w:rsid w:val="00D532C2"/>
+    <w:pPr>
+      <w:spacing w:after="0" w:line="240" w:lineRule="auto"/>
+    </w:pPr>
+    <w:tblPr>
+      <w:tblBorders>
+        <w:top w:val="single" w:sz="4" w:space="0" w:color="000000" w:themeColor="text1"/>
+        <w:left w:val="single" w:sz="4" w:space="0" w:color="000000" w:themeColor="text1"/>
+        <w:bottom w:val="single" w:sz="4" w:space="0" w:color="000000" w:themeColor="text1"/>
+        <w:right w:val="single" w:sz="4" w:space="0" w:color="000000" w:themeColor="text1"/>
+        <w:insideH w:val="single" w:sz="4" w:space="0" w:color="000000" w:themeColor="text1"/>
+        <w:insideV w:val="single" w:sz="4" w:space="0" w:color="000000" w:themeColor="text1"/>
+      </w:tblBorders>
+    </w:tblPr>
+  </w:style>
 </w:styles>
 </file>
 
